--- a/NIP_Aleksandar_v2.docx
+++ b/NIP_Aleksandar_v2.docx
@@ -2010,6 +2010,36 @@
           <w:szCs w:val="24"/>
         </w:rPr>
         <w:t xml:space="preserve">Съпоставянето на трите поколения с четирите критерийни области, които настоящата работа обособява, дава и по-нюансирана картина от простото приемане или отхвърляне. Класическите метрики са пряко приложими към част от езиковата област — дължина на изреченията, повторяемост, терминологична последователност — и там могат да заместят човешкия прочит с малка загуба. Проверката на съществуването на цитирани източници е автоматизируема почти напълно чрез справка в библиографски бази. Проверката за близост до съществуващи текстове отдавна се извършва със софтуер. За сметка на това дидактическата пригодност в конкретен курс, уместността на примерите за конкретна аудитория и етичната допустимост остават извън обхвата на наличните средства, а фактическата вярност е автоматизируема само дотолкова, доколкото съществува надежден проверим източник, с който твърдението да бъде съпоставено.</w:t>
+      </w:r>
+    </w:p>
+    <w:p>
+      <w:pPr>
+        <w:spacing w:after="120" w:line="360"/>
+        <w:ind w:firstLine="709"/>
+        <w:jc w:val="both"/>
+      </w:pPr>
+      <w:r>
+        <w:rPr>
+          <w:rFonts w:ascii="Times New Roman" w:cs="Times New Roman" w:eastAsia="Times New Roman" w:hAnsi="Times New Roman"/>
+          <w:sz w:val="24"/>
+          <w:szCs w:val="24"/>
+        </w:rPr>
+        <w:t xml:space="preserve">Отделно внимание заслужава актуалността, тъй като при нея границата на автоматизацията минава не през вида на проверката, а през устройството на проверяващата система. Езиковият модел разполага с обучителни данни до определена дата и по построение не може да установи какво се е променило след нея; изправен пред въпрос за текущото състояние на бързо развиваща се област, той възпроизвежда познатото си състояние, и то без сигнал за несигурност. Същият модел обаче, свързан с извличане от официалния източник — подходът, описан в точка 1.3 — получава текущото състояние в самата заявка и проверката става изпълнима. Актуалността следователно не е пример за неавтоматизируем показател, а пример за показател, при който изборът на архитектура е решаващ: без извличане проверката е предварително обречена, с извличане е рутинна.</w:t>
+      </w:r>
+    </w:p>
+    <w:p>
+      <w:pPr>
+        <w:spacing w:after="120" w:line="360"/>
+        <w:ind w:firstLine="709"/>
+        <w:jc w:val="both"/>
+      </w:pPr>
+      <w:r>
+        <w:rPr>
+          <w:rFonts w:ascii="Times New Roman" w:cs="Times New Roman" w:eastAsia="Times New Roman" w:hAnsi="Times New Roman"/>
+          <w:sz w:val="24"/>
+          <w:szCs w:val="24"/>
+        </w:rPr>
+        <w:t xml:space="preserve">Обобщено, полезното разграничение не е между проверими и непроверими показатели, а между такива, за които съществува авторитет, достъпен със заявка, и такива, за които такъв авторитет не съществува. Фактическата вярност, актуалността, съществуването на цитираните източници и изпълнимостта на програмния код разполагат с авторитет — съответно учебната литература, официалната документация на съответната технология, библиографските бази и самата среда за изпълнение. Дидактическото съответствие не разполага: неговият референт са конкретна аудитория и конкретен курс, които не се съдържат в никакъв източник и се знаят единствено от преподавателя. Същото важи за преценката доколко натрупаните дребни неточности правят материала ненадежден като източник — тя предполага представа за подготвеността на конкретните обучаеми. Оттук следва и реалистичната посока на автоматизацията: не заместване на оценителя, а поемане на онези показатели, чийто авторитет е достъпен, при запазено човешко решение по останалите.</w:t>
       </w:r>
     </w:p>
     <w:p>
